--- a/Docs/phase1_proposal_panopticon.docx
+++ b/Docs/phase1_proposal_panopticon.docx
@@ -307,7 +307,7 @@
               <w:rPr>
                 <w:sz w:val="20"/>
               </w:rPr>
-              <w:t>https://github.com/Muhammad-Ibrahim-001/UrbanLake</w:t>
+              <w:t>https://github.com/Muhammad-Ibrahim-001/Project-Panopticon</w:t>
             </w:r>
           </w:p>
         </w:tc>
